--- a/clients/sgc/crowdstrike/monthly/2026-02/SGC-CrowdStrike-Activity-2026-02.docx
+++ b/clients/sgc/crowdstrike/monthly/2026-02/SGC-CrowdStrike-Activity-2026-02.docx
@@ -95,7 +95,7 @@
       <w:tr>
         <w:tc>
           <w:tcPr>
-            <w:tcW w:type="dxa" w:w="3744"/>
+            <w:tcW w:type="dxa" w:w="3528"/>
             <w:tcBorders>
               <w:top w:val="nil"/>
               <w:left w:val="nil"/>
@@ -133,7 +133,7 @@
         </w:tc>
         <w:tc>
           <w:tcPr>
-            <w:tcW w:type="dxa" w:w="3744"/>
+            <w:tcW w:type="dxa" w:w="3528"/>
             <w:tcBorders>
               <w:top w:val="nil"/>
               <w:left w:val="nil"/>
@@ -1663,7 +1663,7 @@
         </w:tc>
         <w:tc>
           <w:tcPr>
-            <w:tcW w:type="dxa" w:w="2592"/>
+            <w:tcW w:type="dxa" w:w="2448"/>
             <w:shd w:val="clear" w:color="auto" w:fill="006DB6"/>
             <w:tcBorders>
               <w:top w:val="single" w:sz="4" w:color="E9ECEF"/>
@@ -1690,7 +1690,7 @@
         </w:tc>
         <w:tc>
           <w:tcPr>
-            <w:tcW w:type="dxa" w:w="1872"/>
+            <w:tcW w:type="dxa" w:w="1728"/>
             <w:shd w:val="clear" w:color="auto" w:fill="006DB6"/>
             <w:tcBorders>
               <w:top w:val="single" w:sz="4" w:color="E9ECEF"/>
@@ -1717,7 +1717,7 @@
         </w:tc>
         <w:tc>
           <w:tcPr>
-            <w:tcW w:type="dxa" w:w="1872"/>
+            <w:tcW w:type="dxa" w:w="1728"/>
             <w:shd w:val="clear" w:color="auto" w:fill="006DB6"/>
             <w:tcBorders>
               <w:top w:val="single" w:sz="4" w:color="E9ECEF"/>
@@ -1793,7 +1793,7 @@
                 <w:color w:val="59595B"/>
                 <w:sz w:val="19"/>
               </w:rPr>
-              <w:t>2026-02-12</w:t>
+              <w:t>—</w:t>
             </w:r>
           </w:p>
         </w:tc>
@@ -1825,7 +1825,7 @@
         </w:tc>
         <w:tc>
           <w:tcPr>
-            <w:tcW w:type="dxa" w:w="2592"/>
+            <w:tcW w:type="dxa" w:w="2448"/>
             <w:tcBorders>
               <w:top w:val="single" w:sz="4" w:color="E9ECEF"/>
               <w:left w:val="single" w:sz="4" w:color="E9ECEF"/>
@@ -1851,7 +1851,7 @@
         </w:tc>
         <w:tc>
           <w:tcPr>
-            <w:tcW w:type="dxa" w:w="1872"/>
+            <w:tcW w:type="dxa" w:w="1728"/>
             <w:tcBorders>
               <w:top w:val="single" w:sz="4" w:color="E9ECEF"/>
               <w:left w:val="single" w:sz="4" w:color="E9ECEF"/>
@@ -1877,7 +1877,7 @@
         </w:tc>
         <w:tc>
           <w:tcPr>
-            <w:tcW w:type="dxa" w:w="1872"/>
+            <w:tcW w:type="dxa" w:w="1728"/>
             <w:tcBorders>
               <w:top w:val="single" w:sz="4" w:color="E9ECEF"/>
               <w:left w:val="single" w:sz="4" w:color="E9ECEF"/>
@@ -1952,7 +1952,7 @@
                 <w:color w:val="59595B"/>
                 <w:sz w:val="19"/>
               </w:rPr>
-              <w:t>2026-02-23</w:t>
+              <w:t>—</w:t>
             </w:r>
           </w:p>
         </w:tc>
@@ -1985,7 +1985,7 @@
         </w:tc>
         <w:tc>
           <w:tcPr>
-            <w:tcW w:type="dxa" w:w="2592"/>
+            <w:tcW w:type="dxa" w:w="2448"/>
             <w:shd w:val="clear" w:color="auto" w:fill="F8F9FA"/>
             <w:tcBorders>
               <w:top w:val="single" w:sz="4" w:color="E9ECEF"/>
@@ -2012,7 +2012,7 @@
         </w:tc>
         <w:tc>
           <w:tcPr>
-            <w:tcW w:type="dxa" w:w="1872"/>
+            <w:tcW w:type="dxa" w:w="1728"/>
             <w:shd w:val="clear" w:color="auto" w:fill="F8F9FA"/>
             <w:tcBorders>
               <w:top w:val="single" w:sz="4" w:color="E9ECEF"/>
@@ -2039,7 +2039,7 @@
         </w:tc>
         <w:tc>
           <w:tcPr>
-            <w:tcW w:type="dxa" w:w="1872"/>
+            <w:tcW w:type="dxa" w:w="1728"/>
             <w:shd w:val="clear" w:color="auto" w:fill="F8F9FA"/>
             <w:tcBorders>
               <w:top w:val="single" w:sz="4" w:color="E9ECEF"/>
@@ -2115,7 +2115,7 @@
                 <w:color w:val="59595B"/>
                 <w:sz w:val="19"/>
               </w:rPr>
-              <w:t>2026-02-24</w:t>
+              <w:t>—</w:t>
             </w:r>
           </w:p>
         </w:tc>
@@ -2147,7 +2147,7 @@
         </w:tc>
         <w:tc>
           <w:tcPr>
-            <w:tcW w:type="dxa" w:w="2592"/>
+            <w:tcW w:type="dxa" w:w="2448"/>
             <w:tcBorders>
               <w:top w:val="single" w:sz="4" w:color="E9ECEF"/>
               <w:left w:val="single" w:sz="4" w:color="E9ECEF"/>
@@ -2173,7 +2173,7 @@
         </w:tc>
         <w:tc>
           <w:tcPr>
-            <w:tcW w:type="dxa" w:w="1872"/>
+            <w:tcW w:type="dxa" w:w="1728"/>
             <w:tcBorders>
               <w:top w:val="single" w:sz="4" w:color="E9ECEF"/>
               <w:left w:val="single" w:sz="4" w:color="E9ECEF"/>
@@ -2199,7 +2199,7 @@
         </w:tc>
         <w:tc>
           <w:tcPr>
-            <w:tcW w:type="dxa" w:w="1872"/>
+            <w:tcW w:type="dxa" w:w="1728"/>
             <w:tcBorders>
               <w:top w:val="single" w:sz="4" w:color="E9ECEF"/>
               <w:left w:val="single" w:sz="4" w:color="E9ECEF"/>
@@ -2274,7 +2274,7 @@
                 <w:color w:val="59595B"/>
                 <w:sz w:val="19"/>
               </w:rPr>
-              <w:t>2026-02-23</w:t>
+              <w:t>—</w:t>
             </w:r>
           </w:p>
         </w:tc>
@@ -2307,7 +2307,7 @@
         </w:tc>
         <w:tc>
           <w:tcPr>
-            <w:tcW w:type="dxa" w:w="2592"/>
+            <w:tcW w:type="dxa" w:w="2448"/>
             <w:shd w:val="clear" w:color="auto" w:fill="F8F9FA"/>
             <w:tcBorders>
               <w:top w:val="single" w:sz="4" w:color="E9ECEF"/>
@@ -2334,7 +2334,7 @@
         </w:tc>
         <w:tc>
           <w:tcPr>
-            <w:tcW w:type="dxa" w:w="1872"/>
+            <w:tcW w:type="dxa" w:w="1728"/>
             <w:shd w:val="clear" w:color="auto" w:fill="F8F9FA"/>
             <w:tcBorders>
               <w:top w:val="single" w:sz="4" w:color="E9ECEF"/>
@@ -2361,7 +2361,7 @@
         </w:tc>
         <w:tc>
           <w:tcPr>
-            <w:tcW w:type="dxa" w:w="1872"/>
+            <w:tcW w:type="dxa" w:w="1728"/>
             <w:shd w:val="clear" w:color="auto" w:fill="F8F9FA"/>
             <w:tcBorders>
               <w:top w:val="single" w:sz="4" w:color="E9ECEF"/>
@@ -2437,7 +2437,7 @@
                 <w:color w:val="59595B"/>
                 <w:sz w:val="19"/>
               </w:rPr>
-              <w:t>2026-02-23</w:t>
+              <w:t>—</w:t>
             </w:r>
           </w:p>
         </w:tc>
@@ -2469,7 +2469,7 @@
         </w:tc>
         <w:tc>
           <w:tcPr>
-            <w:tcW w:type="dxa" w:w="2592"/>
+            <w:tcW w:type="dxa" w:w="2448"/>
             <w:tcBorders>
               <w:top w:val="single" w:sz="4" w:color="E9ECEF"/>
               <w:left w:val="single" w:sz="4" w:color="E9ECEF"/>
@@ -2495,7 +2495,7 @@
         </w:tc>
         <w:tc>
           <w:tcPr>
-            <w:tcW w:type="dxa" w:w="1872"/>
+            <w:tcW w:type="dxa" w:w="1728"/>
             <w:tcBorders>
               <w:top w:val="single" w:sz="4" w:color="E9ECEF"/>
               <w:left w:val="single" w:sz="4" w:color="E9ECEF"/>
@@ -2521,7 +2521,7 @@
         </w:tc>
         <w:tc>
           <w:tcPr>
-            <w:tcW w:type="dxa" w:w="1872"/>
+            <w:tcW w:type="dxa" w:w="1728"/>
             <w:tcBorders>
               <w:top w:val="single" w:sz="4" w:color="E9ECEF"/>
               <w:left w:val="single" w:sz="4" w:color="E9ECEF"/>
@@ -2596,7 +2596,7 @@
                 <w:color w:val="59595B"/>
                 <w:sz w:val="19"/>
               </w:rPr>
-              <w:t>2026-02-23</w:t>
+              <w:t>—</w:t>
             </w:r>
           </w:p>
         </w:tc>
@@ -2629,7 +2629,7 @@
         </w:tc>
         <w:tc>
           <w:tcPr>
-            <w:tcW w:type="dxa" w:w="2592"/>
+            <w:tcW w:type="dxa" w:w="2448"/>
             <w:shd w:val="clear" w:color="auto" w:fill="F8F9FA"/>
             <w:tcBorders>
               <w:top w:val="single" w:sz="4" w:color="E9ECEF"/>
@@ -2656,7 +2656,7 @@
         </w:tc>
         <w:tc>
           <w:tcPr>
-            <w:tcW w:type="dxa" w:w="1872"/>
+            <w:tcW w:type="dxa" w:w="1728"/>
             <w:shd w:val="clear" w:color="auto" w:fill="F8F9FA"/>
             <w:tcBorders>
               <w:top w:val="single" w:sz="4" w:color="E9ECEF"/>
@@ -2683,7 +2683,7 @@
         </w:tc>
         <w:tc>
           <w:tcPr>
-            <w:tcW w:type="dxa" w:w="1872"/>
+            <w:tcW w:type="dxa" w:w="1728"/>
             <w:shd w:val="clear" w:color="auto" w:fill="F8F9FA"/>
             <w:tcBorders>
               <w:top w:val="single" w:sz="4" w:color="E9ECEF"/>
@@ -2759,7 +2759,7 @@
                 <w:color w:val="59595B"/>
                 <w:sz w:val="19"/>
               </w:rPr>
-              <w:t>2026-02-10</w:t>
+              <w:t>—</w:t>
             </w:r>
           </w:p>
         </w:tc>
@@ -2791,7 +2791,7 @@
         </w:tc>
         <w:tc>
           <w:tcPr>
-            <w:tcW w:type="dxa" w:w="2592"/>
+            <w:tcW w:type="dxa" w:w="2448"/>
             <w:tcBorders>
               <w:top w:val="single" w:sz="4" w:color="E9ECEF"/>
               <w:left w:val="single" w:sz="4" w:color="E9ECEF"/>
@@ -2817,7 +2817,7 @@
         </w:tc>
         <w:tc>
           <w:tcPr>
-            <w:tcW w:type="dxa" w:w="1872"/>
+            <w:tcW w:type="dxa" w:w="1728"/>
             <w:tcBorders>
               <w:top w:val="single" w:sz="4" w:color="E9ECEF"/>
               <w:left w:val="single" w:sz="4" w:color="E9ECEF"/>
@@ -2843,7 +2843,7 @@
         </w:tc>
         <w:tc>
           <w:tcPr>
-            <w:tcW w:type="dxa" w:w="1872"/>
+            <w:tcW w:type="dxa" w:w="1728"/>
             <w:tcBorders>
               <w:top w:val="single" w:sz="4" w:color="E9ECEF"/>
               <w:left w:val="single" w:sz="4" w:color="E9ECEF"/>
@@ -2918,7 +2918,7 @@
                 <w:color w:val="59595B"/>
                 <w:sz w:val="19"/>
               </w:rPr>
-              <w:t>2026-02-10</w:t>
+              <w:t>—</w:t>
             </w:r>
           </w:p>
         </w:tc>
@@ -2951,7 +2951,7 @@
         </w:tc>
         <w:tc>
           <w:tcPr>
-            <w:tcW w:type="dxa" w:w="2592"/>
+            <w:tcW w:type="dxa" w:w="2448"/>
             <w:shd w:val="clear" w:color="auto" w:fill="F8F9FA"/>
             <w:tcBorders>
               <w:top w:val="single" w:sz="4" w:color="E9ECEF"/>
@@ -2978,7 +2978,7 @@
         </w:tc>
         <w:tc>
           <w:tcPr>
-            <w:tcW w:type="dxa" w:w="1872"/>
+            <w:tcW w:type="dxa" w:w="1728"/>
             <w:shd w:val="clear" w:color="auto" w:fill="F8F9FA"/>
             <w:tcBorders>
               <w:top w:val="single" w:sz="4" w:color="E9ECEF"/>
@@ -3005,7 +3005,7 @@
         </w:tc>
         <w:tc>
           <w:tcPr>
-            <w:tcW w:type="dxa" w:w="1872"/>
+            <w:tcW w:type="dxa" w:w="1728"/>
             <w:shd w:val="clear" w:color="auto" w:fill="F8F9FA"/>
             <w:tcBorders>
               <w:top w:val="single" w:sz="4" w:color="E9ECEF"/>
@@ -3081,7 +3081,7 @@
                 <w:color w:val="59595B"/>
                 <w:sz w:val="19"/>
               </w:rPr>
-              <w:t>2026-02-10</w:t>
+              <w:t>—</w:t>
             </w:r>
           </w:p>
         </w:tc>
@@ -3113,7 +3113,7 @@
         </w:tc>
         <w:tc>
           <w:tcPr>
-            <w:tcW w:type="dxa" w:w="2592"/>
+            <w:tcW w:type="dxa" w:w="2448"/>
             <w:tcBorders>
               <w:top w:val="single" w:sz="4" w:color="E9ECEF"/>
               <w:left w:val="single" w:sz="4" w:color="E9ECEF"/>
@@ -3139,7 +3139,7 @@
         </w:tc>
         <w:tc>
           <w:tcPr>
-            <w:tcW w:type="dxa" w:w="1872"/>
+            <w:tcW w:type="dxa" w:w="1728"/>
             <w:tcBorders>
               <w:top w:val="single" w:sz="4" w:color="E9ECEF"/>
               <w:left w:val="single" w:sz="4" w:color="E9ECEF"/>
@@ -3165,7 +3165,7 @@
         </w:tc>
         <w:tc>
           <w:tcPr>
-            <w:tcW w:type="dxa" w:w="1872"/>
+            <w:tcW w:type="dxa" w:w="1728"/>
             <w:tcBorders>
               <w:top w:val="single" w:sz="4" w:color="E9ECEF"/>
               <w:left w:val="single" w:sz="4" w:color="E9ECEF"/>
@@ -3240,7 +3240,7 @@
                 <w:color w:val="59595B"/>
                 <w:sz w:val="19"/>
               </w:rPr>
-              <w:t>2026-02-13</w:t>
+              <w:t>—</w:t>
             </w:r>
           </w:p>
         </w:tc>
@@ -3273,7 +3273,7 @@
         </w:tc>
         <w:tc>
           <w:tcPr>
-            <w:tcW w:type="dxa" w:w="2592"/>
+            <w:tcW w:type="dxa" w:w="2448"/>
             <w:shd w:val="clear" w:color="auto" w:fill="F8F9FA"/>
             <w:tcBorders>
               <w:top w:val="single" w:sz="4" w:color="E9ECEF"/>
@@ -3300,7 +3300,7 @@
         </w:tc>
         <w:tc>
           <w:tcPr>
-            <w:tcW w:type="dxa" w:w="1872"/>
+            <w:tcW w:type="dxa" w:w="1728"/>
             <w:shd w:val="clear" w:color="auto" w:fill="F8F9FA"/>
             <w:tcBorders>
               <w:top w:val="single" w:sz="4" w:color="E9ECEF"/>
@@ -3327,7 +3327,7 @@
         </w:tc>
         <w:tc>
           <w:tcPr>
-            <w:tcW w:type="dxa" w:w="1872"/>
+            <w:tcW w:type="dxa" w:w="1728"/>
             <w:shd w:val="clear" w:color="auto" w:fill="F8F9FA"/>
             <w:tcBorders>
               <w:top w:val="single" w:sz="4" w:color="E9ECEF"/>
@@ -3403,7 +3403,7 @@
                 <w:color w:val="59595B"/>
                 <w:sz w:val="19"/>
               </w:rPr>
-              <w:t>2026-02-12</w:t>
+              <w:t>—</w:t>
             </w:r>
           </w:p>
         </w:tc>
@@ -3435,7 +3435,7 @@
         </w:tc>
         <w:tc>
           <w:tcPr>
-            <w:tcW w:type="dxa" w:w="2592"/>
+            <w:tcW w:type="dxa" w:w="2448"/>
             <w:tcBorders>
               <w:top w:val="single" w:sz="4" w:color="E9ECEF"/>
               <w:left w:val="single" w:sz="4" w:color="E9ECEF"/>
@@ -3461,7 +3461,7 @@
         </w:tc>
         <w:tc>
           <w:tcPr>
-            <w:tcW w:type="dxa" w:w="1872"/>
+            <w:tcW w:type="dxa" w:w="1728"/>
             <w:tcBorders>
               <w:top w:val="single" w:sz="4" w:color="E9ECEF"/>
               <w:left w:val="single" w:sz="4" w:color="E9ECEF"/>
@@ -3487,7 +3487,7 @@
         </w:tc>
         <w:tc>
           <w:tcPr>
-            <w:tcW w:type="dxa" w:w="1872"/>
+            <w:tcW w:type="dxa" w:w="1728"/>
             <w:tcBorders>
               <w:top w:val="single" w:sz="4" w:color="E9ECEF"/>
               <w:left w:val="single" w:sz="4" w:color="E9ECEF"/>
@@ -3562,7 +3562,7 @@
                 <w:color w:val="59595B"/>
                 <w:sz w:val="19"/>
               </w:rPr>
-              <w:t>2026-02-10</w:t>
+              <w:t>—</w:t>
             </w:r>
           </w:p>
         </w:tc>
@@ -3595,7 +3595,7 @@
         </w:tc>
         <w:tc>
           <w:tcPr>
-            <w:tcW w:type="dxa" w:w="2592"/>
+            <w:tcW w:type="dxa" w:w="2448"/>
             <w:shd w:val="clear" w:color="auto" w:fill="F8F9FA"/>
             <w:tcBorders>
               <w:top w:val="single" w:sz="4" w:color="E9ECEF"/>
@@ -3622,7 +3622,7 @@
         </w:tc>
         <w:tc>
           <w:tcPr>
-            <w:tcW w:type="dxa" w:w="1872"/>
+            <w:tcW w:type="dxa" w:w="1728"/>
             <w:shd w:val="clear" w:color="auto" w:fill="F8F9FA"/>
             <w:tcBorders>
               <w:top w:val="single" w:sz="4" w:color="E9ECEF"/>
@@ -3649,7 +3649,7 @@
         </w:tc>
         <w:tc>
           <w:tcPr>
-            <w:tcW w:type="dxa" w:w="1872"/>
+            <w:tcW w:type="dxa" w:w="1728"/>
             <w:shd w:val="clear" w:color="auto" w:fill="F8F9FA"/>
             <w:tcBorders>
               <w:top w:val="single" w:sz="4" w:color="E9ECEF"/>
@@ -3725,7 +3725,7 @@
                 <w:color w:val="59595B"/>
                 <w:sz w:val="19"/>
               </w:rPr>
-              <w:t>2026-02-12</w:t>
+              <w:t>—</w:t>
             </w:r>
           </w:p>
         </w:tc>
@@ -3757,7 +3757,7 @@
         </w:tc>
         <w:tc>
           <w:tcPr>
-            <w:tcW w:type="dxa" w:w="2592"/>
+            <w:tcW w:type="dxa" w:w="2448"/>
             <w:tcBorders>
               <w:top w:val="single" w:sz="4" w:color="E9ECEF"/>
               <w:left w:val="single" w:sz="4" w:color="E9ECEF"/>
@@ -3783,7 +3783,7 @@
         </w:tc>
         <w:tc>
           <w:tcPr>
-            <w:tcW w:type="dxa" w:w="1872"/>
+            <w:tcW w:type="dxa" w:w="1728"/>
             <w:tcBorders>
               <w:top w:val="single" w:sz="4" w:color="E9ECEF"/>
               <w:left w:val="single" w:sz="4" w:color="E9ECEF"/>
@@ -3809,7 +3809,7 @@
         </w:tc>
         <w:tc>
           <w:tcPr>
-            <w:tcW w:type="dxa" w:w="1872"/>
+            <w:tcW w:type="dxa" w:w="1728"/>
             <w:tcBorders>
               <w:top w:val="single" w:sz="4" w:color="E9ECEF"/>
               <w:left w:val="single" w:sz="4" w:color="E9ECEF"/>
@@ -3884,7 +3884,7 @@
                 <w:color w:val="59595B"/>
                 <w:sz w:val="19"/>
               </w:rPr>
-              <w:t>2026-02-13</w:t>
+              <w:t>—</w:t>
             </w:r>
           </w:p>
         </w:tc>
@@ -3917,7 +3917,7 @@
         </w:tc>
         <w:tc>
           <w:tcPr>
-            <w:tcW w:type="dxa" w:w="2592"/>
+            <w:tcW w:type="dxa" w:w="2448"/>
             <w:shd w:val="clear" w:color="auto" w:fill="F8F9FA"/>
             <w:tcBorders>
               <w:top w:val="single" w:sz="4" w:color="E9ECEF"/>
@@ -3944,7 +3944,7 @@
         </w:tc>
         <w:tc>
           <w:tcPr>
-            <w:tcW w:type="dxa" w:w="1872"/>
+            <w:tcW w:type="dxa" w:w="1728"/>
             <w:shd w:val="clear" w:color="auto" w:fill="F8F9FA"/>
             <w:tcBorders>
               <w:top w:val="single" w:sz="4" w:color="E9ECEF"/>
@@ -3971,7 +3971,7 @@
         </w:tc>
         <w:tc>
           <w:tcPr>
-            <w:tcW w:type="dxa" w:w="1872"/>
+            <w:tcW w:type="dxa" w:w="1728"/>
             <w:shd w:val="clear" w:color="auto" w:fill="F8F9FA"/>
             <w:tcBorders>
               <w:top w:val="single" w:sz="4" w:color="E9ECEF"/>
@@ -4267,6 +4267,78 @@
                 <w:color w:val="006DB6"/>
                 <w:sz w:val="28"/>
               </w:rPr>
+              <w:t xml:space="preserve">  Industry News &amp; Vendor Innovations</w:t>
+            </w:r>
+          </w:p>
+        </w:tc>
+      </w:tr>
+    </w:tbl>
+    <w:p>
+      <w:pPr>
+        <w:spacing w:after="160"/>
+      </w:pPr>
+      <w:r>
+        <w:rPr>
+          <w:rFonts w:ascii="Open Sans" w:hAnsi="Open Sans"/>
+          <w:b w:val="0"/>
+          <w:i w:val="0"/>
+          <w:color w:val="59595B"/>
+          <w:sz w:val="22"/>
+        </w:rPr>
+        <w:t>CrowdStrike announced no major platform changes this month. Routine detection-content updates and sensor improvements continued to roll out automatically. Technijian tracks CrowdStrike's release notes monthly so future updates land in this section as they're published.</w:t>
+      </w:r>
+    </w:p>
+    <w:p/>
+    <w:tbl>
+      <w:tblPr>
+        <w:tblW w:type="auto" w:w="0"/>
+        <w:tblLayout w:type="fixed"/>
+        <w:tblLook w:firstColumn="1" w:firstRow="1" w:lastColumn="0" w:lastRow="0" w:noHBand="0" w:noVBand="1" w:val="04A0"/>
+      </w:tblPr>
+      <w:tblGrid>
+        <w:gridCol w:w="94"/>
+        <w:gridCol w:w="8976"/>
+      </w:tblGrid>
+      <w:tr>
+        <w:tc>
+          <w:tcPr>
+            <w:tcW w:type="dxa" w:w="94"/>
+            <w:shd w:val="clear" w:color="auto" w:fill="006DB6"/>
+            <w:tcBorders>
+              <w:top w:val="nil"/>
+              <w:left w:val="nil"/>
+              <w:bottom w:val="nil"/>
+              <w:right w:val="nil"/>
+              <w:insideH w:val="nil"/>
+              <w:insideV w:val="nil"/>
+            </w:tcBorders>
+          </w:tcPr>
+          <w:p/>
+        </w:tc>
+        <w:tc>
+          <w:tcPr>
+            <w:tcW w:type="dxa" w:w="8976"/>
+            <w:tcBorders>
+              <w:top w:val="nil"/>
+              <w:left w:val="nil"/>
+              <w:bottom w:val="nil"/>
+              <w:right w:val="nil"/>
+              <w:insideH w:val="nil"/>
+              <w:insideV w:val="nil"/>
+            </w:tcBorders>
+          </w:tcPr>
+          <w:p>
+            <w:pPr>
+              <w:spacing w:before="80" w:after="80"/>
+            </w:pPr>
+            <w:r>
+              <w:rPr>
+                <w:rFonts w:ascii="Open Sans" w:hAnsi="Open Sans"/>
+                <w:b/>
+                <w:i w:val="0"/>
+                <w:color w:val="006DB6"/>
+                <w:sz w:val="28"/>
+              </w:rPr>
               <w:t xml:space="preserve">  Recommendations</w:t>
             </w:r>
           </w:p>
@@ -4461,7 +4533,7 @@
                 <w:color w:val="59595B"/>
                 <w:sz w:val="19"/>
               </w:rPr>
-              <w:t>2026-02-23</w:t>
+              <w:t>—</w:t>
             </w:r>
           </w:p>
         </w:tc>
@@ -4594,7 +4666,7 @@
                 <w:color w:val="59595B"/>
                 <w:sz w:val="19"/>
               </w:rPr>
-              <w:t>2026-02-24</w:t>
+              <w:t>—</w:t>
             </w:r>
           </w:p>
         </w:tc>
@@ -4730,7 +4802,7 @@
                 <w:color w:val="59595B"/>
                 <w:sz w:val="19"/>
               </w:rPr>
-              <w:t>2026-02-23</w:t>
+              <w:t>—</w:t>
             </w:r>
           </w:p>
         </w:tc>
@@ -4863,7 +4935,7 @@
                 <w:color w:val="59595B"/>
                 <w:sz w:val="19"/>
               </w:rPr>
-              <w:t>2026-02-10</w:t>
+              <w:t>—</w:t>
             </w:r>
           </w:p>
         </w:tc>
@@ -4999,7 +5071,7 @@
                 <w:color w:val="59595B"/>
                 <w:sz w:val="19"/>
               </w:rPr>
-              <w:t>2026-02-10</w:t>
+              <w:t>—</w:t>
             </w:r>
           </w:p>
         </w:tc>
@@ -5132,7 +5204,7 @@
                 <w:color w:val="59595B"/>
                 <w:sz w:val="19"/>
               </w:rPr>
-              <w:t>2026-02-13</w:t>
+              <w:t>—</w:t>
             </w:r>
           </w:p>
         </w:tc>
@@ -5268,7 +5340,7 @@
                 <w:color w:val="59595B"/>
                 <w:sz w:val="19"/>
               </w:rPr>
-              <w:t>2026-02-10</w:t>
+              <w:t>—</w:t>
             </w:r>
           </w:p>
         </w:tc>
@@ -5401,7 +5473,7 @@
                 <w:color w:val="59595B"/>
                 <w:sz w:val="19"/>
               </w:rPr>
-              <w:t>2026-02-12</w:t>
+              <w:t>—</w:t>
             </w:r>
           </w:p>
         </w:tc>
@@ -5537,7 +5609,7 @@
                 <w:color w:val="59595B"/>
                 <w:sz w:val="19"/>
               </w:rPr>
-              <w:t>2026-02-13</w:t>
+              <w:t>—</w:t>
             </w:r>
           </w:p>
         </w:tc>
@@ -5659,7 +5731,7 @@
           <w:color w:val="59595B"/>
           <w:sz w:val="22"/>
         </w:rPr>
-        <w:t>Recommended action: work with your Technijian contact to review each open Critical/High alert, confirm no further attacker activity is present, and close or suppress confirmed false positives.</w:t>
+        <w:t>Recommended action: email support@technijian.com to review each open Critical/High alert with our team, confirm no further attacker activity is present, and close or suppress confirmed false positives.</w:t>
       </w:r>
     </w:p>
     <w:p/>
@@ -5690,7 +5762,184 @@
           <w:color w:val="59595B"/>
           <w:sz w:val="22"/>
         </w:rPr>
-        <w:t>The CrowdStrike daily pull scheduled task has not yet been registered on the Technijian monitoring workstation. Once registered, future reports will include full endpoint inventory with sensor version, OS distribution, and check-in age analysis. Contact your Technijian account manager to schedule this one-time setup step.</w:t>
+        <w:t>The CrowdStrike daily pull scheduled task has not yet been registered on the Technijian monitoring workstation. Once registered, future reports will include full endpoint inventory with sensor version, OS distribution, and check-in age analysis. Email support@technijian.com to schedule this one-time setup step.</w:t>
+      </w:r>
+    </w:p>
+    <w:p/>
+    <w:tbl>
+      <w:tblPr>
+        <w:tblW w:type="auto" w:w="0"/>
+        <w:tblLayout w:type="fixed"/>
+        <w:tblLook w:firstColumn="1" w:firstRow="1" w:lastColumn="0" w:lastRow="0" w:noHBand="0" w:noVBand="1" w:val="04A0"/>
+      </w:tblPr>
+      <w:tblGrid>
+        <w:gridCol w:w="94"/>
+        <w:gridCol w:w="8976"/>
+      </w:tblGrid>
+      <w:tr>
+        <w:tc>
+          <w:tcPr>
+            <w:tcW w:type="dxa" w:w="94"/>
+            <w:shd w:val="clear" w:color="auto" w:fill="006DB6"/>
+            <w:tcBorders>
+              <w:top w:val="nil"/>
+              <w:left w:val="nil"/>
+              <w:bottom w:val="nil"/>
+              <w:right w:val="nil"/>
+              <w:insideH w:val="nil"/>
+              <w:insideV w:val="nil"/>
+            </w:tcBorders>
+          </w:tcPr>
+          <w:p/>
+        </w:tc>
+        <w:tc>
+          <w:tcPr>
+            <w:tcW w:type="dxa" w:w="8976"/>
+            <w:tcBorders>
+              <w:top w:val="nil"/>
+              <w:left w:val="nil"/>
+              <w:bottom w:val="nil"/>
+              <w:right w:val="nil"/>
+              <w:insideH w:val="nil"/>
+              <w:insideV w:val="nil"/>
+            </w:tcBorders>
+          </w:tcPr>
+          <w:p>
+            <w:pPr>
+              <w:spacing w:before="80" w:after="80"/>
+            </w:pPr>
+            <w:r>
+              <w:rPr>
+                <w:rFonts w:ascii="Open Sans" w:hAnsi="Open Sans"/>
+                <w:b/>
+                <w:i w:val="0"/>
+                <w:color w:val="006DB6"/>
+                <w:sz w:val="28"/>
+              </w:rPr>
+              <w:t xml:space="preserve">  How This Protection Works</w:t>
+            </w:r>
+          </w:p>
+        </w:tc>
+      </w:tr>
+    </w:tbl>
+    <w:p>
+      <w:pPr>
+        <w:spacing w:after="160"/>
+      </w:pPr>
+      <w:r>
+        <w:rPr>
+          <w:rFonts w:ascii="Open Sans" w:hAnsi="Open Sans"/>
+          <w:b w:val="0"/>
+          <w:i w:val="0"/>
+          <w:color w:val="59595B"/>
+          <w:sz w:val="22"/>
+        </w:rPr>
+        <w:t>Your endpoints are protected by a layered security stack — CrowdStrike Falcon and Huntress working alongside each other — chosen and managed by Technijian as an MSP best-practice configuration. Here's what each piece does and why we run both.</w:t>
+      </w:r>
+    </w:p>
+    <w:p>
+      <w:pPr>
+        <w:spacing w:after="160"/>
+      </w:pPr>
+      <w:r>
+        <w:rPr>
+          <w:rFonts w:ascii="Open Sans" w:hAnsi="Open Sans"/>
+          <w:b/>
+          <w:i w:val="0"/>
+          <w:color w:val="1A1A2E"/>
+          <w:sz w:val="24"/>
+        </w:rPr>
+        <w:t>CrowdStrike Falcon: AI-driven EDR with the Falcon Overwatch SOC</w:t>
+      </w:r>
+    </w:p>
+    <w:p>
+      <w:pPr>
+        <w:spacing w:after="160"/>
+      </w:pPr>
+      <w:r>
+        <w:rPr>
+          <w:rFonts w:ascii="Open Sans" w:hAnsi="Open Sans"/>
+          <w:b w:val="0"/>
+          <w:i w:val="0"/>
+          <w:color w:val="59595B"/>
+          <w:sz w:val="22"/>
+        </w:rPr>
+        <w:t>CrowdStrike Falcon is the EDR (Endpoint Detection and Response) layer. Falcon's behavioral AI inspects every process, network connection, and file operation on your endpoints in real time and stops identified threats before they can execute. On top of the AI, CrowdStrike's Falcon Overwatch managed-threat-hunting team — the same elite NOC that protects Fortune 500s and government agencies — watches your environment 24×7 looking for the kind of slow, low-and-slow adversary tradecraft that automated detection alone can miss. Overwatch hunters reach out directly when they see something that needs immediate action.</w:t>
+      </w:r>
+    </w:p>
+    <w:p>
+      <w:pPr>
+        <w:spacing w:after="160"/>
+      </w:pPr>
+      <w:r>
+        <w:rPr>
+          <w:rFonts w:ascii="Open Sans" w:hAnsi="Open Sans"/>
+          <w:b/>
+          <w:i w:val="0"/>
+          <w:color w:val="1A1A2E"/>
+          <w:sz w:val="24"/>
+        </w:rPr>
+        <w:t>Huntress: managed detection &amp; response with a 24×7 SOC</w:t>
+      </w:r>
+    </w:p>
+    <w:p>
+      <w:pPr>
+        <w:spacing w:after="160"/>
+      </w:pPr>
+      <w:r>
+        <w:rPr>
+          <w:rFonts w:ascii="Open Sans" w:hAnsi="Open Sans"/>
+          <w:b w:val="0"/>
+          <w:i w:val="0"/>
+          <w:color w:val="59595B"/>
+          <w:sz w:val="22"/>
+        </w:rPr>
+        <w:t>Huntress runs its own Security Operations Center staffed with threat hunters who review every signal that fires on your endpoints around the clock — not just nights and weekends, but 24×7×365. When the Huntress agent flags suspicious behavior (persistence mechanisms, process injection, credential abuse, known-bad files), the activity is examined by Huntress threat hunters BEFORE it ever reaches Technijian. False positives are filtered out at the source so that what does reach our team is signal, not noise. When Huntress sees something that needs attention, they coordinate response with Technijian and provide guided remediation playbooks.</w:t>
+      </w:r>
+    </w:p>
+    <w:p>
+      <w:pPr>
+        <w:spacing w:after="160"/>
+      </w:pPr>
+      <w:r>
+        <w:rPr>
+          <w:rFonts w:ascii="Open Sans" w:hAnsi="Open Sans"/>
+          <w:b/>
+          <w:i w:val="0"/>
+          <w:color w:val="1A1A2E"/>
+          <w:sz w:val="24"/>
+        </w:rPr>
+        <w:t>Why both? Defense in depth.</w:t>
+      </w:r>
+    </w:p>
+    <w:p>
+      <w:pPr>
+        <w:spacing w:after="160"/>
+      </w:pPr>
+      <w:r>
+        <w:rPr>
+          <w:rFonts w:ascii="Open Sans" w:hAnsi="Open Sans"/>
+          <w:b w:val="0"/>
+          <w:i w:val="0"/>
+          <w:color w:val="59595B"/>
+          <w:sz w:val="22"/>
+        </w:rPr>
+        <w:t>CrowdStrike and Huntress are deliberately complementary. CrowdStrike's Falcon is industry-leading nation-state-grade EDR with the broadest telemetry collection and the most mature threat-intel feed in the market. Huntress is tuned for the SMB and mid-market threat landscape — phishing-driven footholds, persistence tradecraft, credential theft, and the kinds of attacks that target managed-service customers. They use different detection styles, different telemetry sources, and different threat-intelligence pipelines.</w:t>
+      </w:r>
+    </w:p>
+    <w:p>
+      <w:pPr>
+        <w:spacing w:after="160"/>
+      </w:pPr>
+      <w:r>
+        <w:rPr>
+          <w:rFonts w:ascii="Open Sans" w:hAnsi="Open Sans"/>
+          <w:b w:val="0"/>
+          <w:i w:val="0"/>
+          <w:color w:val="59595B"/>
+          <w:sz w:val="22"/>
+        </w:rPr>
+        <w:t>Running them together gives your endpoints two independent sets of expert eyes — CrowdStrike's Overwatch team and Huntress's SOC — both watching 24×7. If one platform misses something, the other is extremely likely to catch it. This redundant, layered approach is the configuration Technijian recommends as best-in-class endpoint protection for clients who can't afford a security incident.</w:t>
       </w:r>
     </w:p>
     <w:p/>

--- a/clients/sgc/crowdstrike/monthly/2026-02/SGC-CrowdStrike-Activity-2026-02.docx
+++ b/clients/sgc/crowdstrike/monthly/2026-02/SGC-CrowdStrike-Activity-2026-02.docx
@@ -5816,6 +5816,175 @@
                 <w:color w:val="006DB6"/>
                 <w:sz w:val="28"/>
               </w:rPr>
+              <w:t xml:space="preserve">  Compliance Alignment</w:t>
+            </w:r>
+          </w:p>
+        </w:tc>
+      </w:tr>
+    </w:tbl>
+    <w:p>
+      <w:pPr>
+        <w:spacing w:after="160"/>
+      </w:pPr>
+      <w:r>
+        <w:rPr>
+          <w:rFonts w:ascii="Open Sans" w:hAnsi="Open Sans"/>
+          <w:b w:val="0"/>
+          <w:i w:val="0"/>
+          <w:color w:val="59595B"/>
+          <w:sz w:val="22"/>
+        </w:rPr>
+        <w:t>This client's industry classification is Professional Services / Consulting. Based on that classification, the data Technijian's stack is helping protect is most likely characterized as: Client confidential / Internal PII.</w:t>
+      </w:r>
+    </w:p>
+    <w:p>
+      <w:pPr>
+        <w:spacing w:after="160"/>
+      </w:pPr>
+      <w:r>
+        <w:rPr>
+          <w:rFonts w:ascii="Open Sans" w:hAnsi="Open Sans"/>
+          <w:b w:val="0"/>
+          <w:i w:val="0"/>
+          <w:color w:val="59595B"/>
+          <w:sz w:val="21"/>
+        </w:rPr>
+        <w:t>Consulting and professional-services firms typically inherit compliance scope from their customers — most large enterprise clients require SOC 2 Type II attestation as a condition of vendor onboarding. CCPA applies to California-resident data.</w:t>
+      </w:r>
+    </w:p>
+    <w:p>
+      <w:pPr>
+        <w:spacing w:after="160"/>
+      </w:pPr>
+      <w:r>
+        <w:rPr>
+          <w:rFonts w:ascii="Open Sans" w:hAnsi="Open Sans"/>
+          <w:b/>
+          <w:i w:val="0"/>
+          <w:color w:val="1A1A2E"/>
+          <w:sz w:val="22"/>
+        </w:rPr>
+        <w:t>How Technijian's monitoring stack supports each framework:</w:t>
+      </w:r>
+    </w:p>
+    <w:p>
+      <w:pPr>
+        <w:pStyle w:val="ListBullet"/>
+        <w:spacing w:after="80"/>
+      </w:pPr>
+      <w:r>
+        <w:rPr>
+          <w:rFonts w:ascii="Open Sans" w:hAnsi="Open Sans"/>
+          <w:b/>
+          <w:i w:val="0"/>
+          <w:color w:val="1A1A2E"/>
+          <w:sz w:val="22"/>
+        </w:rPr>
+        <w:t xml:space="preserve">SOC 2 (if customer-required): </w:t>
+      </w:r>
+      <w:r>
+        <w:rPr>
+          <w:rFonts w:ascii="Open Sans" w:hAnsi="Open Sans"/>
+          <w:b w:val="0"/>
+          <w:i w:val="0"/>
+          <w:color w:val="59595B"/>
+          <w:sz w:val="22"/>
+        </w:rPr>
+        <w:t>the same continuous-monitoring artifacts (these monthly reports) are the evidence base most enterprise customers ask for during vendor SOC 2 reviews.</w:t>
+      </w:r>
+    </w:p>
+    <w:p>
+      <w:pPr>
+        <w:pStyle w:val="ListBullet"/>
+        <w:spacing w:after="80"/>
+      </w:pPr>
+      <w:r>
+        <w:rPr>
+          <w:rFonts w:ascii="Open Sans" w:hAnsi="Open Sans"/>
+          <w:b/>
+          <w:i w:val="0"/>
+          <w:color w:val="1A1A2E"/>
+          <w:sz w:val="22"/>
+        </w:rPr>
+        <w:t xml:space="preserve">California CCPA: </w:t>
+      </w:r>
+      <w:r>
+        <w:rPr>
+          <w:rFonts w:ascii="Open Sans" w:hAnsi="Open Sans"/>
+          <w:b w:val="0"/>
+          <w:i w:val="0"/>
+          <w:color w:val="59595B"/>
+          <w:sz w:val="22"/>
+        </w:rPr>
+        <w:t>breach-detection and incident-response capabilities support CCPA §1798.150 reasonable-security obligations and the 72-hour notification window for incidents involving California-resident PII.</w:t>
+      </w:r>
+    </w:p>
+    <w:p>
+      <w:pPr>
+        <w:spacing w:after="160"/>
+      </w:pPr>
+      <w:r>
+        <w:rPr>
+          <w:rFonts w:ascii="Open Sans" w:hAnsi="Open Sans"/>
+          <w:b w:val="0"/>
+          <w:i w:val="0"/>
+          <w:color w:val="59595B"/>
+          <w:sz w:val="19"/>
+        </w:rPr>
+        <w:t>This classification was generated automatically from the client's name and contact-domain signals. If the industry or compliance scope shown here doesn't match your operations, please reply to this report and we'll update the classification — Technijian's team can also produce a deeper compliance-posture report on request.</w:t>
+      </w:r>
+    </w:p>
+    <w:p/>
+    <w:tbl>
+      <w:tblPr>
+        <w:tblW w:type="auto" w:w="0"/>
+        <w:tblLayout w:type="fixed"/>
+        <w:tblLook w:firstColumn="1" w:firstRow="1" w:lastColumn="0" w:lastRow="0" w:noHBand="0" w:noVBand="1" w:val="04A0"/>
+      </w:tblPr>
+      <w:tblGrid>
+        <w:gridCol w:w="94"/>
+        <w:gridCol w:w="8976"/>
+      </w:tblGrid>
+      <w:tr>
+        <w:tc>
+          <w:tcPr>
+            <w:tcW w:type="dxa" w:w="94"/>
+            <w:shd w:val="clear" w:color="auto" w:fill="006DB6"/>
+            <w:tcBorders>
+              <w:top w:val="nil"/>
+              <w:left w:val="nil"/>
+              <w:bottom w:val="nil"/>
+              <w:right w:val="nil"/>
+              <w:insideH w:val="nil"/>
+              <w:insideV w:val="nil"/>
+            </w:tcBorders>
+          </w:tcPr>
+          <w:p/>
+        </w:tc>
+        <w:tc>
+          <w:tcPr>
+            <w:tcW w:type="dxa" w:w="8976"/>
+            <w:tcBorders>
+              <w:top w:val="nil"/>
+              <w:left w:val="nil"/>
+              <w:bottom w:val="nil"/>
+              <w:right w:val="nil"/>
+              <w:insideH w:val="nil"/>
+              <w:insideV w:val="nil"/>
+            </w:tcBorders>
+          </w:tcPr>
+          <w:p>
+            <w:pPr>
+              <w:spacing w:before="80" w:after="80"/>
+            </w:pPr>
+            <w:r>
+              <w:rPr>
+                <w:rFonts w:ascii="Open Sans" w:hAnsi="Open Sans"/>
+                <w:b/>
+                <w:i w:val="0"/>
+                <w:color w:val="006DB6"/>
+                <w:sz w:val="28"/>
+              </w:rPr>
               <w:t xml:space="preserve">  How This Protection Works</w:t>
             </w:r>
           </w:p>
